--- a/2. 机器学习/机器学习概述.docx
+++ b/2. 机器学习/机器学习概述.docx
@@ -1,6 +1,6 @@
 
 <file path=word/document.xml><?xml version="1.0" encoding="utf-8"?>
-<w:document xmlns:wpc="http://schemas.microsoft.com/office/word/2010/wordprocessingCanvas" xmlns:cx="http://schemas.microsoft.com/office/drawing/2014/chartex" xmlns:cx1="http://schemas.microsoft.com/office/drawing/2015/9/8/chartex" xmlns:mc="http://schemas.openxmlformats.org/markup-compatibility/2006" xmlns:o="urn:schemas-microsoft-com:office:office" xmlns:r="http://schemas.openxmlformats.org/officeDocument/2006/relationships" xmlns:m="http://schemas.openxmlformats.org/officeDocument/2006/math" xmlns:v="urn:schemas-microsoft-com:vml" xmlns:wp14="http://schemas.microsoft.com/office/word/2010/wordprocessingDrawing" xmlns:wp="http://schemas.openxmlformats.org/drawingml/2006/wordprocessingDrawing" xmlns:w10="urn:schemas-microsoft-com:office:word" xmlns:w="http://schemas.openxmlformats.org/wordprocessingml/2006/main" xmlns:w14="http://schemas.microsoft.com/office/word/2010/wordml" xmlns:w15="http://schemas.microsoft.com/office/word/2012/wordml" xmlns:w16se="http://schemas.microsoft.com/office/word/2015/wordml/symex" xmlns:wpg="http://schemas.microsoft.com/office/word/2010/wordprocessingGroup" xmlns:wpi="http://schemas.microsoft.com/office/word/2010/wordprocessingInk" xmlns:wne="http://schemas.microsoft.com/office/word/2006/wordml" xmlns:wps="http://schemas.microsoft.com/office/word/2010/wordprocessingShape" mc:Ignorable="w14 w15 w16se wp14">
+<w:document xmlns:wpc="http://schemas.microsoft.com/office/word/2010/wordprocessingCanvas" xmlns:cx="http://schemas.microsoft.com/office/drawing/2014/chartex" xmlns:cx1="http://schemas.microsoft.com/office/drawing/2015/9/8/chartex" xmlns:cx2="http://schemas.microsoft.com/office/drawing/2015/10/21/chartex" xmlns:cx3="http://schemas.microsoft.com/office/drawing/2016/5/9/chartex" xmlns:cx4="http://schemas.microsoft.com/office/drawing/2016/5/10/chartex" xmlns:cx5="http://schemas.microsoft.com/office/drawing/2016/5/11/chartex" xmlns:cx6="http://schemas.microsoft.com/office/drawing/2016/5/12/chartex" xmlns:cx7="http://schemas.microsoft.com/office/drawing/2016/5/13/chartex" xmlns:cx8="http://schemas.microsoft.com/office/drawing/2016/5/14/chartex" xmlns:mc="http://schemas.openxmlformats.org/markup-compatibility/2006" xmlns:aink="http://schemas.microsoft.com/office/drawing/2016/ink" xmlns:am3d="http://schemas.microsoft.com/office/drawing/2017/model3d" xmlns:o="urn:schemas-microsoft-com:office:office" xmlns:oel="http://schemas.microsoft.com/office/2019/extlst" xmlns:r="http://schemas.openxmlformats.org/officeDocument/2006/relationships" xmlns:m="http://schemas.openxmlformats.org/officeDocument/2006/math" xmlns:v="urn:schemas-microsoft-com:vml" xmlns:wp14="http://schemas.microsoft.com/office/word/2010/wordprocessingDrawing" xmlns:wp="http://schemas.openxmlformats.org/drawingml/2006/wordprocessingDrawing" xmlns:w10="urn:schemas-microsoft-com:office:word" xmlns:w="http://schemas.openxmlformats.org/wordprocessingml/2006/main" xmlns:w14="http://schemas.microsoft.com/office/word/2010/wordml" xmlns:w15="http://schemas.microsoft.com/office/word/2012/wordml" xmlns:w16cex="http://schemas.microsoft.com/office/word/2018/wordml/cex" xmlns:w16cid="http://schemas.microsoft.com/office/word/2016/wordml/cid" xmlns:w16="http://schemas.microsoft.com/office/word/2018/wordml" xmlns:w16du="http://schemas.microsoft.com/office/word/2023/wordml/word16du" xmlns:w16sdtdh="http://schemas.microsoft.com/office/word/2020/wordml/sdtdatahash" xmlns:w16sdtfl="http://schemas.microsoft.com/office/word/2024/wordml/sdtformatlock" xmlns:w16se="http://schemas.microsoft.com/office/word/2015/wordml/symex" xmlns:wpg="http://schemas.microsoft.com/office/word/2010/wordprocessingGroup" xmlns:wpi="http://schemas.microsoft.com/office/word/2010/wordprocessingInk" xmlns:wne="http://schemas.microsoft.com/office/word/2006/wordml" xmlns:wps="http://schemas.microsoft.com/office/word/2010/wordprocessingShape" mc:Ignorable="w14 w15 w16se w16cid w16 w16cex w16sdtdh w16sdtfl w16du wp14">
   <w:body>
     <w:p>
       <w:pPr>
@@ -115,7 +115,7 @@
     </w:p>
     <w:p>
       <w:pPr>
-        <w:pStyle w:val="2"/>
+        <w:pStyle w:val="3"/>
       </w:pPr>
       <w:r>
         <w:rPr>
@@ -324,7 +324,18 @@
     <w:p/>
     <w:p>
       <w:pPr>
-        <w:pStyle w:val="2"/>
+        <w:pStyle w:val="3"/>
+      </w:pPr>
+      <w:r>
+        <w:rPr>
+          <w:rFonts w:hint="eastAsia"/>
+        </w:rPr>
+        <w:t>神经网络</w:t>
+      </w:r>
+    </w:p>
+    <w:p>
+      <w:pPr>
+        <w:pStyle w:val="3"/>
       </w:pPr>
       <w:r>
         <w:rPr>
@@ -470,7 +481,438 @@
         <w:t>学习。</w:t>
       </w:r>
     </w:p>
+    <w:p>
+      <w:pPr>
+        <w:rPr>
+          <w:rFonts w:hint="eastAsia"/>
+        </w:rPr>
+      </w:pPr>
+    </w:p>
+    <w:p>
+      <w:pPr>
+        <w:pStyle w:val="3"/>
+      </w:pPr>
+      <w:r>
+        <w:rPr>
+          <w:rFonts w:hint="eastAsia"/>
+        </w:rPr>
+        <w:t>模式识别</w:t>
+      </w:r>
+    </w:p>
+    <w:p>
+      <w:r>
+        <w:rPr>
+          <w:rFonts w:hint="eastAsia"/>
+        </w:rPr>
+        <w:t xml:space="preserve">　　</w:t>
+      </w:r>
+      <w:r>
+        <w:rPr>
+          <w:rFonts w:hint="eastAsia"/>
+          <w:color w:val="FF0000"/>
+        </w:rPr>
+        <w:t>模式识别</w:t>
+      </w:r>
+      <w:r>
+        <w:rPr>
+          <w:rFonts w:hint="eastAsia"/>
+          <w:color w:val="FF0000"/>
+        </w:rPr>
+        <w:t>=</w:t>
+      </w:r>
+      <w:r>
+        <w:rPr>
+          <w:rFonts w:hint="eastAsia"/>
+          <w:color w:val="FF0000"/>
+        </w:rPr>
+        <w:t>机器学习</w:t>
+      </w:r>
+      <w:r>
+        <w:rPr>
+          <w:rFonts w:hint="eastAsia"/>
+        </w:rPr>
+        <w:t>。两者的主要区别在于前者是从工业界发展起来的概念，后者则主要源自计算机学科。在著名的《</w:t>
+      </w:r>
+      <w:r>
+        <w:rPr>
+          <w:rFonts w:hint="eastAsia"/>
+        </w:rPr>
+        <w:t>Pattern Recognition And Machine Learning</w:t>
+      </w:r>
+      <w:r>
+        <w:rPr>
+          <w:rFonts w:hint="eastAsia"/>
+        </w:rPr>
+        <w:t>》这本书中，</w:t>
+      </w:r>
+      <w:r>
+        <w:rPr>
+          <w:rFonts w:hint="eastAsia"/>
+        </w:rPr>
+        <w:t>Christopher M. Bishop</w:t>
+      </w:r>
+      <w:r>
+        <w:rPr>
+          <w:rFonts w:hint="eastAsia"/>
+        </w:rPr>
+        <w:t>在开头是这样说的“模式识别源自工业界，而机器学习来自于计算机学科。不过，它们中的活动可以被视为同一个领域的两个方面，同时在过去的</w:t>
+      </w:r>
+      <w:r>
+        <w:rPr>
+          <w:rFonts w:hint="eastAsia"/>
+        </w:rPr>
+        <w:t>10</w:t>
+      </w:r>
+      <w:r>
+        <w:rPr>
+          <w:rFonts w:hint="eastAsia"/>
+        </w:rPr>
+        <w:t>年间，它们都有了长足的发展”。</w:t>
+      </w:r>
+    </w:p>
+    <w:p>
+      <w:r>
+        <w:rPr>
+          <w:rFonts w:hint="eastAsia"/>
+        </w:rPr>
+        <w:t xml:space="preserve">　　</w:t>
+      </w:r>
+    </w:p>
+    <w:p>
+      <w:pPr>
+        <w:pStyle w:val="2"/>
+      </w:pPr>
+      <w:r>
+        <w:rPr>
+          <w:rFonts w:hint="eastAsia"/>
+        </w:rPr>
+        <w:t>数据挖掘</w:t>
+      </w:r>
+    </w:p>
+    <w:p>
+      <w:r>
+        <w:rPr>
+          <w:rFonts w:hint="eastAsia"/>
+        </w:rPr>
+        <w:t xml:space="preserve">　　</w:t>
+      </w:r>
+      <w:r>
+        <w:rPr>
+          <w:rFonts w:hint="eastAsia"/>
+          <w:color w:val="FF0000"/>
+        </w:rPr>
+        <w:t>数据挖掘</w:t>
+      </w:r>
+      <w:r>
+        <w:rPr>
+          <w:rFonts w:hint="eastAsia"/>
+          <w:color w:val="FF0000"/>
+        </w:rPr>
+        <w:t>=</w:t>
+      </w:r>
+      <w:r>
+        <w:rPr>
+          <w:rFonts w:hint="eastAsia"/>
+          <w:color w:val="FF0000"/>
+        </w:rPr>
+        <w:t>机器学习</w:t>
+      </w:r>
+      <w:r>
+        <w:rPr>
+          <w:rFonts w:hint="eastAsia"/>
+          <w:color w:val="FF0000"/>
+        </w:rPr>
+        <w:t>+</w:t>
+      </w:r>
+      <w:r>
+        <w:rPr>
+          <w:rFonts w:hint="eastAsia"/>
+          <w:color w:val="FF0000"/>
+        </w:rPr>
+        <w:t>数据库</w:t>
+      </w:r>
+      <w:r>
+        <w:rPr>
+          <w:rFonts w:hint="eastAsia"/>
+        </w:rPr>
+        <w:t>。这几年数据挖掘的概念实在是太耳熟能详。几乎等同于炒作。但凡说数据挖掘都会吹嘘数据挖掘如何</w:t>
+      </w:r>
+      <w:proofErr w:type="gramStart"/>
+      <w:r>
+        <w:rPr>
+          <w:rFonts w:hint="eastAsia"/>
+        </w:rPr>
+        <w:t>如何</w:t>
+      </w:r>
+      <w:proofErr w:type="gramEnd"/>
+      <w:r>
+        <w:rPr>
+          <w:rFonts w:hint="eastAsia"/>
+        </w:rPr>
+        <w:t>，例如从数据中挖出金子，以及将废弃的数据转化为价值等等。但是，我尽管可能会挖出金子，但我也可能挖的是“石头”啊。这个说法的意思是，数据挖掘仅仅是一种思考方式，告诉我们应该尝试从数据中挖掘出知识，但不是每个数据都能挖掘出金子的，所以不要神话它。一个系统绝对不会因为上了一个数据挖掘模块就变得无所不能</w:t>
+      </w:r>
+      <w:r>
+        <w:rPr>
+          <w:rFonts w:hint="eastAsia"/>
+        </w:rPr>
+        <w:t>(</w:t>
+      </w:r>
+      <w:r>
+        <w:rPr>
+          <w:rFonts w:hint="eastAsia"/>
+        </w:rPr>
+        <w:t>这是</w:t>
+      </w:r>
+      <w:r>
+        <w:rPr>
+          <w:rFonts w:hint="eastAsia"/>
+        </w:rPr>
+        <w:t>IBM</w:t>
+      </w:r>
+      <w:r>
+        <w:rPr>
+          <w:rFonts w:hint="eastAsia"/>
+        </w:rPr>
+        <w:t>最喜欢吹嘘的</w:t>
+      </w:r>
+      <w:r>
+        <w:rPr>
+          <w:rFonts w:hint="eastAsia"/>
+        </w:rPr>
+        <w:t>)</w:t>
+      </w:r>
+      <w:r>
+        <w:rPr>
+          <w:rFonts w:hint="eastAsia"/>
+        </w:rPr>
+        <w:t>，恰恰相反，一个拥有数据挖掘思维的人员才是关键，而且他还必须对数据有深刻的认识，这样才可能从数据中导出模式指引业务的改善。大部分数据挖掘中的算法是机器学习的算法在数据库中的优化。</w:t>
+      </w:r>
+    </w:p>
     <w:p/>
+    <w:p>
+      <w:pPr>
+        <w:pStyle w:val="2"/>
+      </w:pPr>
+      <w:r>
+        <w:rPr>
+          <w:rFonts w:hint="eastAsia"/>
+        </w:rPr>
+        <w:t>统计学习</w:t>
+      </w:r>
+    </w:p>
+    <w:p>
+      <w:r>
+        <w:rPr>
+          <w:rFonts w:hint="eastAsia"/>
+        </w:rPr>
+        <w:t xml:space="preserve">　</w:t>
+      </w:r>
+      <w:r>
+        <w:rPr>
+          <w:rFonts w:hint="eastAsia"/>
+          <w:color w:val="FF0000"/>
+        </w:rPr>
+        <w:t xml:space="preserve">　统计学习近似等于机器学习</w:t>
+      </w:r>
+      <w:r>
+        <w:rPr>
+          <w:rFonts w:hint="eastAsia"/>
+        </w:rPr>
+        <w:t>。统计学习是个与机器学习高度重叠的学科。因为机器学习中的大多数方法来自统计学，甚至可以认为，统计学的发展促进机器学习的繁荣昌盛。例如著名的支持</w:t>
+      </w:r>
+      <w:proofErr w:type="gramStart"/>
+      <w:r>
+        <w:rPr>
+          <w:rFonts w:hint="eastAsia"/>
+        </w:rPr>
+        <w:t>向量机算法</w:t>
+      </w:r>
+      <w:proofErr w:type="gramEnd"/>
+      <w:r>
+        <w:rPr>
+          <w:rFonts w:hint="eastAsia"/>
+        </w:rPr>
+        <w:t>，就是源自统计学科。但是在某种程度上两者是有分别的，</w:t>
+      </w:r>
+      <w:proofErr w:type="gramStart"/>
+      <w:r>
+        <w:rPr>
+          <w:rFonts w:hint="eastAsia"/>
+        </w:rPr>
+        <w:t>这个分别</w:t>
+      </w:r>
+      <w:proofErr w:type="gramEnd"/>
+      <w:r>
+        <w:rPr>
+          <w:rFonts w:hint="eastAsia"/>
+        </w:rPr>
+        <w:t>在于：统计学习者重点关注的是统计模型的发展与优化，偏数学，而机器学习者更关注的是能够解决问题，偏实践，因此机器学习研究者会重点研究学习算法在计算机上执行的效率与准确性的提升。</w:t>
+      </w:r>
+    </w:p>
+    <w:p>
+      <w:r>
+        <w:rPr>
+          <w:rFonts w:hint="eastAsia"/>
+        </w:rPr>
+        <w:t xml:space="preserve">　　　　</w:t>
+      </w:r>
+    </w:p>
+    <w:p>
+      <w:pPr>
+        <w:pStyle w:val="2"/>
+      </w:pPr>
+      <w:r>
+        <w:rPr>
+          <w:rFonts w:hint="eastAsia"/>
+        </w:rPr>
+        <w:t>计算机视觉</w:t>
+      </w:r>
+    </w:p>
+    <w:p>
+      <w:r>
+        <w:rPr>
+          <w:rFonts w:hint="eastAsia"/>
+        </w:rPr>
+        <w:t xml:space="preserve">　　</w:t>
+      </w:r>
+      <w:r>
+        <w:rPr>
+          <w:rFonts w:hint="eastAsia"/>
+          <w:color w:val="FF0000"/>
+        </w:rPr>
+        <w:t>计算机视觉</w:t>
+      </w:r>
+      <w:r>
+        <w:rPr>
+          <w:rFonts w:hint="eastAsia"/>
+          <w:color w:val="FF0000"/>
+        </w:rPr>
+        <w:t>=</w:t>
+      </w:r>
+      <w:r>
+        <w:rPr>
+          <w:rFonts w:hint="eastAsia"/>
+          <w:color w:val="FF0000"/>
+        </w:rPr>
+        <w:t>图像处理</w:t>
+      </w:r>
+      <w:r>
+        <w:rPr>
+          <w:rFonts w:hint="eastAsia"/>
+          <w:color w:val="FF0000"/>
+        </w:rPr>
+        <w:t>+</w:t>
+      </w:r>
+      <w:r>
+        <w:rPr>
+          <w:rFonts w:hint="eastAsia"/>
+          <w:color w:val="FF0000"/>
+        </w:rPr>
+        <w:t>机器学习</w:t>
+      </w:r>
+      <w:r>
+        <w:rPr>
+          <w:rFonts w:hint="eastAsia"/>
+        </w:rPr>
+        <w:t>。图像处理技术用于将图像处理为适合进入机器学习模型中的输入，机器学习则负责从图像中识别出相关的模式。计算机视觉相关的应用非常的多，例如百度识图、手写字符识别、车牌识别等等应用。这个领域是应用前景</w:t>
+      </w:r>
+      <w:proofErr w:type="gramStart"/>
+      <w:r>
+        <w:rPr>
+          <w:rFonts w:hint="eastAsia"/>
+        </w:rPr>
+        <w:t>非常</w:t>
+      </w:r>
+      <w:proofErr w:type="gramEnd"/>
+      <w:r>
+        <w:rPr>
+          <w:rFonts w:hint="eastAsia"/>
+        </w:rPr>
+        <w:t>火热的，同时也是研究的热门方向。随着机器学习的新领域深度学习的发展，大大促进了计算机图像识别的效果，因此未来计算机视觉界的发展前景不可估量。</w:t>
+      </w:r>
+    </w:p>
+    <w:p>
+      <w:r>
+        <w:rPr>
+          <w:rFonts w:hint="eastAsia"/>
+        </w:rPr>
+        <w:t xml:space="preserve">　　</w:t>
+      </w:r>
+    </w:p>
+    <w:p>
+      <w:pPr>
+        <w:pStyle w:val="2"/>
+      </w:pPr>
+      <w:r>
+        <w:rPr>
+          <w:rFonts w:hint="eastAsia"/>
+        </w:rPr>
+        <w:t>语音识别</w:t>
+      </w:r>
+    </w:p>
+    <w:p>
+      <w:r>
+        <w:rPr>
+          <w:rFonts w:hint="eastAsia"/>
+        </w:rPr>
+        <w:t xml:space="preserve">　　</w:t>
+      </w:r>
+      <w:r>
+        <w:rPr>
+          <w:rFonts w:hint="eastAsia"/>
+          <w:color w:val="FF0000"/>
+        </w:rPr>
+        <w:t>语音识别</w:t>
+      </w:r>
+      <w:r>
+        <w:rPr>
+          <w:rFonts w:hint="eastAsia"/>
+          <w:color w:val="FF0000"/>
+        </w:rPr>
+        <w:t>=</w:t>
+      </w:r>
+      <w:r>
+        <w:rPr>
+          <w:rFonts w:hint="eastAsia"/>
+          <w:color w:val="FF0000"/>
+        </w:rPr>
+        <w:t>语音处理</w:t>
+      </w:r>
+      <w:r>
+        <w:rPr>
+          <w:rFonts w:hint="eastAsia"/>
+          <w:color w:val="FF0000"/>
+        </w:rPr>
+        <w:t>+</w:t>
+      </w:r>
+      <w:r>
+        <w:rPr>
+          <w:rFonts w:hint="eastAsia"/>
+          <w:color w:val="FF0000"/>
+        </w:rPr>
+        <w:t>机器学习</w:t>
+      </w:r>
+      <w:r>
+        <w:rPr>
+          <w:rFonts w:hint="eastAsia"/>
+        </w:rPr>
+        <w:t>。语音识别就是音频处理技术与机器学习的结合。语音识别技术一般不会单独使用，一般会结合自然语言处理的相关技术。目前的相关应用有苹果的语音助手</w:t>
+      </w:r>
+      <w:proofErr w:type="spellStart"/>
+      <w:r>
+        <w:rPr>
+          <w:rFonts w:hint="eastAsia"/>
+        </w:rPr>
+        <w:t>siri</w:t>
+      </w:r>
+      <w:proofErr w:type="spellEnd"/>
+      <w:r>
+        <w:rPr>
+          <w:rFonts w:hint="eastAsia"/>
+        </w:rPr>
+        <w:t>等。</w:t>
+      </w:r>
+    </w:p>
     <w:p/>
     <w:p>
       <w:pPr>
@@ -480,7 +922,7 @@
         <w:rPr>
           <w:rFonts w:hint="eastAsia"/>
         </w:rPr>
-        <w:t>模式识别</w:t>
+        <w:t>自然语言处理</w:t>
       </w:r>
     </w:p>
     <w:p>
@@ -495,7 +937,7 @@
           <w:rFonts w:hint="eastAsia"/>
           <w:color w:val="FF0000"/>
         </w:rPr>
-        <w:t>模式识别</w:t>
+        <w:t>自然语言处理</w:t>
       </w:r>
       <w:r>
         <w:rPr>
@@ -509,753 +951,402 @@
           <w:rFonts w:hint="eastAsia"/>
           <w:color w:val="FF0000"/>
         </w:rPr>
+        <w:t>文本处理</w:t>
+      </w:r>
+      <w:r>
+        <w:rPr>
+          <w:rFonts w:hint="eastAsia"/>
+          <w:color w:val="FF0000"/>
+        </w:rPr>
+        <w:t>+</w:t>
+      </w:r>
+      <w:r>
+        <w:rPr>
+          <w:rFonts w:hint="eastAsia"/>
+          <w:color w:val="FF0000"/>
+        </w:rPr>
         <w:t>机器学习</w:t>
       </w:r>
       <w:r>
         <w:rPr>
           <w:rFonts w:hint="eastAsia"/>
         </w:rPr>
-        <w:t>。两者的主要区别在于前者是从工业界发展起来的概念，后者则主要源自计算机学科。在著名的《</w:t>
-      </w:r>
-      <w:r>
-        <w:rPr>
-          <w:rFonts w:hint="eastAsia"/>
-        </w:rPr>
-        <w:t>Pattern Recognition And Machine Learning</w:t>
-      </w:r>
-      <w:r>
-        <w:rPr>
-          <w:rFonts w:hint="eastAsia"/>
-        </w:rPr>
-        <w:t>》这本书中，</w:t>
-      </w:r>
-      <w:r>
-        <w:rPr>
-          <w:rFonts w:hint="eastAsia"/>
-        </w:rPr>
-        <w:t>Christopher M. Bishop</w:t>
-      </w:r>
-      <w:r>
-        <w:rPr>
-          <w:rFonts w:hint="eastAsia"/>
-        </w:rPr>
-        <w:t>在开头是这样说的“模式识别源自工业界，而机器学习来自于计算机学科。不过，它们中的活动可以被视为同一个领域的两个方面，同时在过去的</w:t>
-      </w:r>
-      <w:r>
-        <w:rPr>
-          <w:rFonts w:hint="eastAsia"/>
-        </w:rPr>
-        <w:t>10</w:t>
-      </w:r>
-      <w:r>
-        <w:rPr>
-          <w:rFonts w:hint="eastAsia"/>
-        </w:rPr>
-        <w:t>年间，它们都有了长足的发展”。</w:t>
-      </w:r>
-    </w:p>
-    <w:p>
-      <w:r>
-        <w:rPr>
-          <w:rFonts w:hint="eastAsia"/>
-        </w:rPr>
-        <w:t xml:space="preserve">　　</w:t>
-      </w:r>
-    </w:p>
-    <w:p>
-      <w:pPr>
-        <w:pStyle w:val="2"/>
-      </w:pPr>
-      <w:r>
-        <w:rPr>
-          <w:rFonts w:hint="eastAsia"/>
-        </w:rPr>
-        <w:t>数据挖掘</w:t>
-      </w:r>
-    </w:p>
-    <w:p>
-      <w:r>
-        <w:rPr>
-          <w:rFonts w:hint="eastAsia"/>
-        </w:rPr>
-        <w:t xml:space="preserve">　　</w:t>
-      </w:r>
-      <w:r>
-        <w:rPr>
-          <w:rFonts w:hint="eastAsia"/>
-          <w:color w:val="FF0000"/>
-        </w:rPr>
-        <w:t>数据挖掘</w:t>
-      </w:r>
-      <w:r>
-        <w:rPr>
-          <w:rFonts w:hint="eastAsia"/>
-          <w:color w:val="FF0000"/>
-        </w:rPr>
-        <w:t>=</w:t>
-      </w:r>
-      <w:r>
-        <w:rPr>
-          <w:rFonts w:hint="eastAsia"/>
-          <w:color w:val="FF0000"/>
-        </w:rPr>
-        <w:t>机器学习</w:t>
-      </w:r>
-      <w:r>
-        <w:rPr>
-          <w:rFonts w:hint="eastAsia"/>
-          <w:color w:val="FF0000"/>
-        </w:rPr>
-        <w:t>+</w:t>
-      </w:r>
-      <w:r>
-        <w:rPr>
-          <w:rFonts w:hint="eastAsia"/>
-          <w:color w:val="FF0000"/>
-        </w:rPr>
-        <w:t>数据库</w:t>
-      </w:r>
-      <w:r>
-        <w:rPr>
-          <w:rFonts w:hint="eastAsia"/>
-        </w:rPr>
-        <w:t>。这几年数据挖掘的概念实在是太耳熟能详。几乎等同于炒作。但凡说数据挖掘都会吹嘘数据挖掘如何如何，例如从数据中挖出金子，以及将废弃的数据转化为价值等等。但是，我尽管可能会挖出金子，但我也可能挖的是“石头”啊。这个说法的意思是，数据挖掘仅仅是一种思考方式，告诉我们应该尝试从数据中挖掘出知识，但不是每个数据都能挖掘出金子的，所以不要神话它。一个系统绝对不会因为上了一个数据挖掘模块就变得无所不能</w:t>
-      </w:r>
-      <w:r>
-        <w:rPr>
-          <w:rFonts w:hint="eastAsia"/>
-        </w:rPr>
-        <w:t>(</w:t>
-      </w:r>
-      <w:r>
-        <w:rPr>
-          <w:rFonts w:hint="eastAsia"/>
-        </w:rPr>
-        <w:t>这是</w:t>
-      </w:r>
-      <w:r>
-        <w:rPr>
-          <w:rFonts w:hint="eastAsia"/>
-        </w:rPr>
-        <w:t>IBM</w:t>
-      </w:r>
-      <w:r>
-        <w:rPr>
-          <w:rFonts w:hint="eastAsia"/>
-        </w:rPr>
-        <w:t>最喜欢吹嘘的</w:t>
-      </w:r>
-      <w:r>
-        <w:rPr>
-          <w:rFonts w:hint="eastAsia"/>
-        </w:rPr>
-        <w:t>)</w:t>
-      </w:r>
-      <w:r>
-        <w:rPr>
-          <w:rFonts w:hint="eastAsia"/>
-        </w:rPr>
-        <w:t>，恰恰相反，一个拥有数据挖掘思维的人员才是关键，而且他还必须对数据有深刻的认识，这样才可能从数据中导出模式指引业务的改善。大部分数据挖掘中的算法是机器学习的算法在数据库中的优化。</w:t>
+        <w:t>。自然语言处理技术主要是让机器理解人类的语言的一门领域。在自然语言处理技术中，大量使用了编译原理相关的技术，例如词法分析，语法分析等等，除此之外，在理解这个层面，则使用了语义理解，机器学习等技术。作为唯一由人类自身创造的符号，自然语言处理一直是机器学习界不断研究的方向。按照百度机器学习专家余凯的说法“听与看，说白了就是阿猫和阿狗都会的，而只有语言才是人类独有的”。如何利用机器学习技</w:t>
+      </w:r>
+      <w:r>
+        <w:rPr>
+          <w:rFonts w:hint="eastAsia"/>
+        </w:rPr>
+        <w:lastRenderedPageBreak/>
+        <w:t>术进行自然语言的</w:t>
+      </w:r>
+      <w:proofErr w:type="gramStart"/>
+      <w:r>
+        <w:rPr>
+          <w:rFonts w:hint="eastAsia"/>
+        </w:rPr>
+        <w:t>的</w:t>
+      </w:r>
+      <w:proofErr w:type="gramEnd"/>
+      <w:r>
+        <w:rPr>
+          <w:rFonts w:hint="eastAsia"/>
+        </w:rPr>
+        <w:t>深度理解，一直是工业和学术界关注的焦点。</w:t>
       </w:r>
     </w:p>
     <w:p/>
     <w:p>
-      <w:pPr>
-        <w:pStyle w:val="2"/>
-      </w:pPr>
-      <w:r>
-        <w:rPr>
-          <w:rFonts w:hint="eastAsia"/>
-        </w:rPr>
-        <w:t>统计学习</w:t>
-      </w:r>
-    </w:p>
-    <w:p>
-      <w:r>
-        <w:rPr>
-          <w:rFonts w:hint="eastAsia"/>
-        </w:rPr>
-        <w:t xml:space="preserve">　</w:t>
-      </w:r>
-      <w:r>
-        <w:rPr>
-          <w:rFonts w:hint="eastAsia"/>
-          <w:color w:val="FF0000"/>
-        </w:rPr>
-        <w:t xml:space="preserve">　统计学习近似等于机器学习</w:t>
-      </w:r>
-      <w:r>
-        <w:rPr>
-          <w:rFonts w:hint="eastAsia"/>
-        </w:rPr>
-        <w:t>。统计学习是个与机器学习高度重叠的学科。因为机器学习中的大多数方法来自统计学，甚至可以认为，统计学的发展促进机器学习的繁荣昌盛。例如著名的支持向量机算法，就是源自统计学科。但是在某种程度上两者是有分别的，这个分别在于：统计学习者重点关注的是统计模型的发展与优化，偏数学，而机器学习者更关注的是能够解决问题，偏实践，因此机器学习研究者会重点研究学习算法在计算机上执行的效率与准确性的提升。</w:t>
-      </w:r>
-    </w:p>
-    <w:p>
-      <w:r>
-        <w:rPr>
-          <w:rFonts w:hint="eastAsia"/>
-        </w:rPr>
-        <w:t xml:space="preserve">　　　　</w:t>
-      </w:r>
-    </w:p>
-    <w:p>
-      <w:pPr>
-        <w:pStyle w:val="2"/>
-      </w:pPr>
-      <w:r>
-        <w:rPr>
-          <w:rFonts w:hint="eastAsia"/>
-        </w:rPr>
-        <w:t>计算机视觉</w:t>
-      </w:r>
-    </w:p>
-    <w:p>
-      <w:r>
-        <w:rPr>
-          <w:rFonts w:hint="eastAsia"/>
-        </w:rPr>
-        <w:t xml:space="preserve">　　</w:t>
-      </w:r>
-      <w:r>
-        <w:rPr>
-          <w:rFonts w:hint="eastAsia"/>
-          <w:color w:val="FF0000"/>
-        </w:rPr>
-        <w:t>计算机视觉</w:t>
-      </w:r>
-      <w:r>
-        <w:rPr>
-          <w:rFonts w:hint="eastAsia"/>
-          <w:color w:val="FF0000"/>
-        </w:rPr>
-        <w:t>=</w:t>
-      </w:r>
-      <w:r>
-        <w:rPr>
-          <w:rFonts w:hint="eastAsia"/>
-          <w:color w:val="FF0000"/>
-        </w:rPr>
-        <w:t>图像处理</w:t>
-      </w:r>
-      <w:r>
-        <w:rPr>
-          <w:rFonts w:hint="eastAsia"/>
-          <w:color w:val="FF0000"/>
-        </w:rPr>
-        <w:t>+</w:t>
-      </w:r>
-      <w:r>
-        <w:rPr>
-          <w:rFonts w:hint="eastAsia"/>
-          <w:color w:val="FF0000"/>
-        </w:rPr>
-        <w:t>机器学习</w:t>
-      </w:r>
-      <w:r>
-        <w:rPr>
-          <w:rFonts w:hint="eastAsia"/>
-        </w:rPr>
-        <w:t>。图像处理技术用于将图像处理为适合进入机器学习模型中的输入，机器学习则负责从图像中识别出相关的模式。计算机视觉相关的应用非常的多，例如百度识图、手写字符识别、车牌识别等等应用。这个领域是应用前景非常火热的，同时也是研究的热门方向。随着机器学习的新领域深度学习的发展，大大促进了计算机图像识别的效果，因此未来计算机视觉界的发展前景不可估量。</w:t>
-      </w:r>
-    </w:p>
-    <w:p>
-      <w:r>
-        <w:rPr>
-          <w:rFonts w:hint="eastAsia"/>
-        </w:rPr>
-        <w:t xml:space="preserve">　　</w:t>
-      </w:r>
-    </w:p>
-    <w:p>
-      <w:pPr>
-        <w:pStyle w:val="2"/>
-      </w:pPr>
-      <w:r>
-        <w:rPr>
-          <w:rFonts w:hint="eastAsia"/>
-        </w:rPr>
-        <w:t>语音识别</w:t>
-      </w:r>
-    </w:p>
-    <w:p>
-      <w:r>
-        <w:rPr>
-          <w:rFonts w:hint="eastAsia"/>
-        </w:rPr>
-        <w:t xml:space="preserve">　　</w:t>
-      </w:r>
-      <w:r>
-        <w:rPr>
-          <w:rFonts w:hint="eastAsia"/>
-          <w:color w:val="FF0000"/>
-        </w:rPr>
-        <w:t>语音识别</w:t>
-      </w:r>
-      <w:r>
-        <w:rPr>
-          <w:rFonts w:hint="eastAsia"/>
-          <w:color w:val="FF0000"/>
-        </w:rPr>
-        <w:t>=</w:t>
-      </w:r>
-      <w:r>
-        <w:rPr>
-          <w:rFonts w:hint="eastAsia"/>
-          <w:color w:val="FF0000"/>
-        </w:rPr>
-        <w:t>语音处理</w:t>
-      </w:r>
-      <w:r>
-        <w:rPr>
-          <w:rFonts w:hint="eastAsia"/>
-          <w:color w:val="FF0000"/>
-        </w:rPr>
-        <w:t>+</w:t>
-      </w:r>
-      <w:r>
-        <w:rPr>
-          <w:rFonts w:hint="eastAsia"/>
-          <w:color w:val="FF0000"/>
-        </w:rPr>
-        <w:t>机器学习</w:t>
-      </w:r>
-      <w:r>
-        <w:rPr>
-          <w:rFonts w:hint="eastAsia"/>
-        </w:rPr>
-        <w:t>。语音识别就是音频处理技术与机器学习的结合。语音识别技术一般不会单独使用，一般会结合自然语言处理的相关技术。目前的相关应用有苹果的语音助手</w:t>
-      </w:r>
-      <w:r>
-        <w:rPr>
-          <w:rFonts w:hint="eastAsia"/>
-        </w:rPr>
-        <w:t>siri</w:t>
-      </w:r>
-      <w:r>
-        <w:rPr>
-          <w:rFonts w:hint="eastAsia"/>
-        </w:rPr>
-        <w:t>等。</w:t>
+      <w:r>
+        <w:rPr>
+          <w:rFonts w:hint="eastAsia"/>
+        </w:rPr>
+        <w:t xml:space="preserve">　　可以看出机器学习在众多领域的外延和应用。机器学习技术的发展促使了很多智能领域的进步，改善着我们的生活。</w:t>
+      </w:r>
+    </w:p>
+    <w:p>
+      <w:pPr>
+        <w:pStyle w:val="1"/>
+      </w:pPr>
+      <w:r>
+        <w:rPr>
+          <w:rFonts w:hint="eastAsia"/>
+        </w:rPr>
+        <w:t>分类</w:t>
+      </w:r>
+    </w:p>
+    <w:p>
+      <w:pPr>
+        <w:ind w:firstLine="420"/>
+      </w:pPr>
+      <w:r>
+        <w:rPr>
+          <w:rFonts w:hint="eastAsia"/>
+        </w:rPr>
+        <w:t>依据机器学习算法</w:t>
+      </w:r>
+      <w:r>
+        <w:rPr>
+          <w:rFonts w:hint="eastAsia"/>
+          <w:color w:val="FF0000"/>
+        </w:rPr>
+        <w:t>如何学习数据</w:t>
+      </w:r>
+      <w:r>
+        <w:rPr>
+          <w:rFonts w:hint="eastAsia"/>
+        </w:rPr>
+        <w:t>可分为</w:t>
+      </w:r>
+      <w:r>
+        <w:rPr>
+          <w:rFonts w:hint="eastAsia"/>
+        </w:rPr>
+        <w:t>3</w:t>
+      </w:r>
+      <w:r>
+        <w:rPr>
+          <w:rFonts w:hint="eastAsia"/>
+        </w:rPr>
+        <w:t>类：</w:t>
+      </w:r>
+    </w:p>
+    <w:p>
+      <w:pPr>
+        <w:ind w:firstLine="420"/>
+      </w:pPr>
+      <w:r>
+        <w:rPr>
+          <w:rFonts w:hint="eastAsia"/>
+          <w:color w:val="FF0000"/>
+        </w:rPr>
+        <w:t>有监督学习</w:t>
+      </w:r>
+      <w:r>
+        <w:rPr>
+          <w:rFonts w:hint="eastAsia"/>
+        </w:rPr>
+        <w:t>：从</w:t>
+      </w:r>
+      <w:r>
+        <w:rPr>
+          <w:rFonts w:hint="eastAsia"/>
+          <w:color w:val="EE0000"/>
+        </w:rPr>
+        <w:t>有标签</w:t>
+      </w:r>
+      <w:r>
+        <w:rPr>
+          <w:rFonts w:hint="eastAsia"/>
+        </w:rPr>
+        <w:t>的数据学习，得到模型参数，对测试数据正确分类；</w:t>
+      </w:r>
+    </w:p>
+    <w:p>
+      <w:pPr>
+        <w:ind w:firstLine="420"/>
+      </w:pPr>
+      <w:r>
+        <w:rPr>
+          <w:rFonts w:hint="eastAsia"/>
+          <w:color w:val="FF0000"/>
+        </w:rPr>
+        <w:t>无监督学习</w:t>
+      </w:r>
+      <w:r>
+        <w:rPr>
+          <w:rFonts w:hint="eastAsia"/>
+        </w:rPr>
+        <w:t>：没有标签，计算机自己寻找输入数据可能的模型；</w:t>
+      </w:r>
+    </w:p>
+    <w:p>
+      <w:pPr>
+        <w:ind w:firstLine="420"/>
+      </w:pPr>
+      <w:r>
+        <w:rPr>
+          <w:rFonts w:hint="eastAsia"/>
+          <w:color w:val="FF0000"/>
+        </w:rPr>
+        <w:t>强化学习（</w:t>
+      </w:r>
+      <w:r>
+        <w:rPr>
+          <w:rFonts w:hint="eastAsia"/>
+          <w:color w:val="FF0000"/>
+        </w:rPr>
+        <w:t>reinforcement learning</w:t>
+      </w:r>
+      <w:r>
+        <w:rPr>
+          <w:rFonts w:hint="eastAsia"/>
+          <w:color w:val="FF0000"/>
+        </w:rPr>
+        <w:t>）</w:t>
+      </w:r>
+      <w:r>
+        <w:rPr>
+          <w:rFonts w:hint="eastAsia"/>
+        </w:rPr>
+        <w:t>：计算机与动态环境交互，学习错误反馈达到更优的目的。</w:t>
       </w:r>
     </w:p>
     <w:p/>
     <w:p>
       <w:pPr>
-        <w:pStyle w:val="2"/>
-      </w:pPr>
-      <w:r>
-        <w:rPr>
-          <w:rFonts w:hint="eastAsia"/>
-        </w:rPr>
-        <w:t>自然语言处理</w:t>
-      </w:r>
-    </w:p>
-    <w:p>
-      <w:r>
-        <w:rPr>
-          <w:rFonts w:hint="eastAsia"/>
-        </w:rPr>
-        <w:t xml:space="preserve">　　</w:t>
-      </w:r>
-      <w:r>
-        <w:rPr>
-          <w:rFonts w:hint="eastAsia"/>
-          <w:color w:val="FF0000"/>
-        </w:rPr>
-        <w:t>自然语言处理</w:t>
-      </w:r>
-      <w:r>
-        <w:rPr>
-          <w:rFonts w:hint="eastAsia"/>
-          <w:color w:val="FF0000"/>
-        </w:rPr>
-        <w:t>=</w:t>
-      </w:r>
-      <w:r>
-        <w:rPr>
-          <w:rFonts w:hint="eastAsia"/>
-          <w:color w:val="FF0000"/>
-        </w:rPr>
-        <w:t>文本处理</w:t>
-      </w:r>
-      <w:r>
-        <w:rPr>
-          <w:rFonts w:hint="eastAsia"/>
-          <w:color w:val="FF0000"/>
-        </w:rPr>
-        <w:t>+</w:t>
-      </w:r>
-      <w:r>
-        <w:rPr>
-          <w:rFonts w:hint="eastAsia"/>
-          <w:color w:val="FF0000"/>
-        </w:rPr>
-        <w:t>机器学习</w:t>
-      </w:r>
-      <w:r>
-        <w:rPr>
-          <w:rFonts w:hint="eastAsia"/>
-        </w:rPr>
-        <w:t>。自然语言处理技术主要是让机器理解人类的语言的一门领域。在自然语言处理技术中，大量使用了编译原理相关的技术，例如词法分析，语法分析等等，除此之外，在理解这个层面，则使用了语义理解，机器学习等技术。作为唯一由人类自身创造的符号，自然语言处理一直是机器学习界不断研究的方向。按照百度机器学习专家余凯的说法“听与看，说白了就是阿猫和阿狗都会的，而只有语言才是人类独有的”。如何利用机器学习技</w:t>
-      </w:r>
-      <w:r>
-        <w:rPr>
-          <w:rFonts w:hint="eastAsia"/>
-        </w:rPr>
-        <w:lastRenderedPageBreak/>
-        <w:t>术进行自然语言的的深度理解，一直是工业和学术界关注的焦点。</w:t>
+        <w:ind w:firstLine="420"/>
+      </w:pPr>
+      <w:r>
+        <w:rPr>
+          <w:rFonts w:hint="eastAsia"/>
+        </w:rPr>
+        <w:t>依据机器学习期望结果来分类：</w:t>
+      </w:r>
+    </w:p>
+    <w:p>
+      <w:pPr>
+        <w:ind w:firstLine="420"/>
+      </w:pPr>
+      <w:r>
+        <w:rPr>
+          <w:rFonts w:hint="eastAsia"/>
+          <w:color w:val="FF0000"/>
+        </w:rPr>
+        <w:t>分类</w:t>
+      </w:r>
+      <w:r>
+        <w:rPr>
+          <w:rFonts w:hint="eastAsia"/>
+        </w:rPr>
+        <w:t>：输入被分为</w:t>
+      </w:r>
+      <w:r>
+        <w:rPr>
+          <w:rFonts w:hint="eastAsia"/>
+        </w:rPr>
+        <w:t>N</w:t>
+      </w:r>
+      <w:proofErr w:type="gramStart"/>
+      <w:r>
+        <w:rPr>
+          <w:rFonts w:hint="eastAsia"/>
+        </w:rPr>
+        <w:t>个</w:t>
+      </w:r>
+      <w:proofErr w:type="gramEnd"/>
+      <w:r>
+        <w:rPr>
+          <w:rFonts w:hint="eastAsia"/>
+        </w:rPr>
+        <w:t>类别的一种；</w:t>
+      </w:r>
+    </w:p>
+    <w:p>
+      <w:pPr>
+        <w:ind w:firstLine="420"/>
+      </w:pPr>
+      <w:r>
+        <w:rPr>
+          <w:rFonts w:hint="eastAsia"/>
+          <w:color w:val="FF0000"/>
+        </w:rPr>
+        <w:t>回归</w:t>
+      </w:r>
+      <w:r>
+        <w:rPr>
+          <w:rFonts w:hint="eastAsia"/>
+        </w:rPr>
+        <w:t>：输出是连续值；如依据房子的大小，时间，位置来预测房子的价格；</w:t>
+      </w:r>
+    </w:p>
+    <w:p>
+      <w:pPr>
+        <w:ind w:firstLine="420"/>
+      </w:pPr>
+      <w:r>
+        <w:rPr>
+          <w:rFonts w:hint="eastAsia"/>
+          <w:color w:val="FF0000"/>
+        </w:rPr>
+        <w:t>聚类</w:t>
+      </w:r>
+      <w:r>
+        <w:rPr>
+          <w:rFonts w:hint="eastAsia"/>
+        </w:rPr>
+        <w:t>：使用无监督学习将输入聚为</w:t>
+      </w:r>
+      <w:r>
+        <w:rPr>
+          <w:rFonts w:hint="eastAsia"/>
+        </w:rPr>
+        <w:t>N</w:t>
+      </w:r>
+      <w:r>
+        <w:rPr>
+          <w:rFonts w:hint="eastAsia"/>
+        </w:rPr>
+        <w:t>类；</w:t>
+      </w:r>
+    </w:p>
+    <w:p>
+      <w:pPr>
+        <w:ind w:firstLine="420"/>
+      </w:pPr>
+      <w:r>
+        <w:rPr>
+          <w:rFonts w:hint="eastAsia"/>
+          <w:color w:val="FF0000"/>
+        </w:rPr>
+        <w:t>密度估计（</w:t>
+      </w:r>
+      <w:r>
+        <w:rPr>
+          <w:rFonts w:hint="eastAsia"/>
+          <w:color w:val="FF0000"/>
+        </w:rPr>
+        <w:t>density estimation</w:t>
+      </w:r>
+      <w:r>
+        <w:rPr>
+          <w:rFonts w:hint="eastAsia"/>
+          <w:color w:val="FF0000"/>
+        </w:rPr>
+        <w:t>）</w:t>
+      </w:r>
+      <w:r>
+        <w:rPr>
+          <w:rFonts w:hint="eastAsia"/>
+        </w:rPr>
+        <w:t>：找到输入可能的分布；</w:t>
       </w:r>
     </w:p>
     <w:p/>
     <w:p>
-      <w:r>
-        <w:rPr>
-          <w:rFonts w:hint="eastAsia"/>
-        </w:rPr>
-        <w:t xml:space="preserve">　　可以看出机器学习在众多领域的外延和应用。机器学习技术的发展促使了很多智能领域的进步，改善着我们的生活。</w:t>
-      </w:r>
-    </w:p>
-    <w:p>
-      <w:pPr>
-        <w:pStyle w:val="1"/>
-      </w:pPr>
-      <w:r>
-        <w:rPr>
-          <w:rFonts w:hint="eastAsia"/>
-        </w:rPr>
-        <w:t>分类</w:t>
-      </w:r>
-    </w:p>
-    <w:p>
       <w:pPr>
         <w:ind w:firstLine="420"/>
-        <w:rPr>
-          <w:rFonts w:hint="eastAsia"/>
-        </w:rPr>
-      </w:pPr>
-      <w:r>
-        <w:rPr>
-          <w:rFonts w:hint="eastAsia"/>
-        </w:rPr>
-        <w:t>依据机器学习算法</w:t>
-      </w:r>
-      <w:r>
-        <w:rPr>
-          <w:rFonts w:hint="eastAsia"/>
-          <w:color w:val="FF0000"/>
-        </w:rPr>
-        <w:t>如何学习数据</w:t>
-      </w:r>
-      <w:r>
-        <w:rPr>
-          <w:rFonts w:hint="eastAsia"/>
-        </w:rPr>
-        <w:t>可分为</w:t>
-      </w:r>
-      <w:r>
-        <w:rPr>
-          <w:rFonts w:hint="eastAsia"/>
-        </w:rPr>
-        <w:t>3</w:t>
-      </w:r>
-      <w:r>
-        <w:rPr>
-          <w:rFonts w:hint="eastAsia"/>
-        </w:rPr>
-        <w:t>类：</w:t>
+      </w:pPr>
+      <w:r>
+        <w:rPr>
+          <w:rFonts w:hint="eastAsia"/>
+        </w:rPr>
+        <w:t>机器学习根据</w:t>
+      </w:r>
+      <w:r>
+        <w:rPr>
+          <w:rFonts w:hint="eastAsia"/>
+          <w:color w:val="FF0000"/>
+        </w:rPr>
+        <w:t>任务类型</w:t>
+      </w:r>
+      <w:r>
+        <w:rPr>
+          <w:rFonts w:hint="eastAsia"/>
+        </w:rPr>
+        <w:t>，可以划分为：</w:t>
       </w:r>
     </w:p>
     <w:p>
       <w:pPr>
         <w:ind w:firstLine="420"/>
-        <w:rPr>
-          <w:rFonts w:hint="eastAsia"/>
-        </w:rPr>
-      </w:pPr>
-      <w:r>
-        <w:rPr>
-          <w:rFonts w:hint="eastAsia"/>
-          <w:color w:val="FF0000"/>
-        </w:rPr>
-        <w:t>有监督学习</w:t>
-      </w:r>
-      <w:r>
-        <w:rPr>
-          <w:rFonts w:hint="eastAsia"/>
-        </w:rPr>
-        <w:t>：从有标签的数据学习，得到模型参数，对测试数据正确分类；</w:t>
+      </w:pPr>
+      <w:r>
+        <w:rPr>
+          <w:rFonts w:hint="eastAsia"/>
+          <w:b/>
+        </w:rPr>
+        <w:t>监督学习任务</w:t>
+      </w:r>
+      <w:r>
+        <w:rPr>
+          <w:rFonts w:hint="eastAsia"/>
+        </w:rPr>
+        <w:t>：从已标记的训练数据来训练模型。</w:t>
+      </w:r>
+      <w:r>
+        <w:rPr>
+          <w:rFonts w:hint="eastAsia"/>
+        </w:rPr>
+        <w:t xml:space="preserve"> </w:t>
+      </w:r>
+      <w:r>
+        <w:rPr>
+          <w:rFonts w:hint="eastAsia"/>
+        </w:rPr>
+        <w:t>主要分为：分类任务、回归任务、序列标注任务。</w:t>
       </w:r>
     </w:p>
     <w:p>
       <w:pPr>
         <w:ind w:firstLine="420"/>
-        <w:rPr>
-          <w:rFonts w:hint="eastAsia"/>
-        </w:rPr>
-      </w:pPr>
-      <w:r>
-        <w:rPr>
-          <w:rFonts w:hint="eastAsia"/>
-          <w:color w:val="FF0000"/>
-        </w:rPr>
-        <w:t>无监督学习</w:t>
-      </w:r>
-      <w:r>
-        <w:rPr>
-          <w:rFonts w:hint="eastAsia"/>
-        </w:rPr>
-        <w:t>：没有标签，计算机自己寻找输入数据可能的模型；</w:t>
-      </w:r>
-    </w:p>
-    <w:p>
-      <w:pPr>
-        <w:ind w:firstLine="420"/>
-        <w:rPr>
-          <w:rFonts w:hint="eastAsia"/>
-        </w:rPr>
-      </w:pPr>
-      <w:r>
-        <w:rPr>
-          <w:rFonts w:hint="eastAsia"/>
-          <w:color w:val="FF0000"/>
-        </w:rPr>
-        <w:t>强化学习（</w:t>
-      </w:r>
-      <w:r>
-        <w:rPr>
-          <w:rFonts w:hint="eastAsia"/>
-          <w:color w:val="FF0000"/>
-        </w:rPr>
-        <w:t>reinforcement learning</w:t>
-      </w:r>
-      <w:r>
-        <w:rPr>
-          <w:rFonts w:hint="eastAsia"/>
-          <w:color w:val="FF0000"/>
-        </w:rPr>
-        <w:t>）</w:t>
-      </w:r>
-      <w:r>
-        <w:rPr>
-          <w:rFonts w:hint="eastAsia"/>
-        </w:rPr>
-        <w:t>：计算机与动态环境交互，学习错误反馈达到更优的目的。</w:t>
-      </w:r>
-    </w:p>
-    <w:p/>
-    <w:p>
-      <w:pPr>
-        <w:ind w:firstLine="420"/>
-        <w:rPr>
-          <w:rFonts w:hint="eastAsia"/>
-        </w:rPr>
-      </w:pPr>
-      <w:r>
-        <w:rPr>
-          <w:rFonts w:hint="eastAsia"/>
-        </w:rPr>
-        <w:t>依据机器学习期望结果来分类：</w:t>
-      </w:r>
-    </w:p>
-    <w:p>
-      <w:pPr>
-        <w:ind w:firstLine="420"/>
-        <w:rPr>
-          <w:rFonts w:hint="eastAsia"/>
-        </w:rPr>
-      </w:pPr>
-      <w:r>
-        <w:rPr>
-          <w:rFonts w:hint="eastAsia"/>
-          <w:color w:val="FF0000"/>
-        </w:rPr>
-        <w:t>分类</w:t>
-      </w:r>
-      <w:r>
-        <w:rPr>
-          <w:rFonts w:hint="eastAsia"/>
-        </w:rPr>
-        <w:t>：输入被分为</w:t>
-      </w:r>
-      <w:r>
-        <w:rPr>
-          <w:rFonts w:hint="eastAsia"/>
-        </w:rPr>
-        <w:t>N</w:t>
-      </w:r>
-      <w:r>
-        <w:rPr>
-          <w:rFonts w:hint="eastAsia"/>
-        </w:rPr>
-        <w:t>个类别的一种；</w:t>
-      </w:r>
-    </w:p>
-    <w:p>
-      <w:pPr>
-        <w:ind w:firstLine="420"/>
-        <w:rPr>
-          <w:rFonts w:hint="eastAsia"/>
-        </w:rPr>
-      </w:pPr>
-      <w:r>
-        <w:rPr>
-          <w:rFonts w:hint="eastAsia"/>
-          <w:color w:val="FF0000"/>
-        </w:rPr>
-        <w:t>回归</w:t>
-      </w:r>
-      <w:r>
-        <w:rPr>
-          <w:rFonts w:hint="eastAsia"/>
-        </w:rPr>
-        <w:t>：输出是连续值；如依据房子的大小，时间，位置来预测房子的价格；</w:t>
-      </w:r>
-    </w:p>
-    <w:p>
-      <w:pPr>
-        <w:ind w:firstLine="420"/>
-        <w:rPr>
-          <w:rFonts w:hint="eastAsia"/>
-        </w:rPr>
-      </w:pPr>
-      <w:r>
-        <w:rPr>
-          <w:rFonts w:hint="eastAsia"/>
-          <w:color w:val="FF0000"/>
-        </w:rPr>
-        <w:t>聚类</w:t>
-      </w:r>
-      <w:r>
-        <w:rPr>
-          <w:rFonts w:hint="eastAsia"/>
-        </w:rPr>
-        <w:t>：使用无监督学习将输入聚为</w:t>
-      </w:r>
-      <w:r>
-        <w:rPr>
-          <w:rFonts w:hint="eastAsia"/>
-        </w:rPr>
-        <w:t>N</w:t>
-      </w:r>
-      <w:r>
-        <w:rPr>
-          <w:rFonts w:hint="eastAsia"/>
-        </w:rPr>
-        <w:t>类；</w:t>
-      </w:r>
-    </w:p>
-    <w:p>
-      <w:pPr>
-        <w:ind w:firstLine="420"/>
-      </w:pPr>
-      <w:r>
-        <w:rPr>
-          <w:rFonts w:hint="eastAsia"/>
-          <w:color w:val="FF0000"/>
-        </w:rPr>
-        <w:t>密度估计（</w:t>
-      </w:r>
-      <w:r>
-        <w:rPr>
-          <w:rFonts w:hint="eastAsia"/>
-          <w:color w:val="FF0000"/>
-        </w:rPr>
-        <w:t>density estimation</w:t>
-      </w:r>
-      <w:r>
-        <w:rPr>
-          <w:rFonts w:hint="eastAsia"/>
-          <w:color w:val="FF0000"/>
-        </w:rPr>
-        <w:t>）</w:t>
-      </w:r>
-      <w:r>
-        <w:rPr>
-          <w:rFonts w:hint="eastAsia"/>
-        </w:rPr>
-        <w:t>：找到输入可能的分布；</w:t>
-      </w:r>
-    </w:p>
-    <w:p>
-      <w:pPr>
-        <w:rPr>
-          <w:rFonts w:hint="eastAsia"/>
-        </w:rPr>
-      </w:pPr>
-      <w:bookmarkStart w:id="0" w:name="_GoBack"/>
-      <w:bookmarkEnd w:id="0"/>
-    </w:p>
-    <w:p>
-      <w:pPr>
-        <w:ind w:firstLine="420"/>
-      </w:pPr>
-      <w:r>
-        <w:rPr>
-          <w:rFonts w:hint="eastAsia"/>
-        </w:rPr>
-        <w:t>机器学习根据</w:t>
-      </w:r>
-      <w:r>
-        <w:rPr>
-          <w:rFonts w:hint="eastAsia"/>
-          <w:color w:val="FF0000"/>
-        </w:rPr>
-        <w:t>任务类型</w:t>
-      </w:r>
-      <w:r>
-        <w:rPr>
-          <w:rFonts w:hint="eastAsia"/>
-        </w:rPr>
-        <w:t>，可以划分为：</w:t>
-      </w:r>
-    </w:p>
-    <w:p>
-      <w:pPr>
-        <w:ind w:firstLine="420"/>
       </w:pPr>
       <w:r>
         <w:rPr>
           <w:rFonts w:hint="eastAsia"/>
           <w:b/>
         </w:rPr>
-        <w:t>监督学习任务</w:t>
-      </w:r>
-      <w:r>
-        <w:rPr>
-          <w:rFonts w:hint="eastAsia"/>
-        </w:rPr>
-        <w:t>：从已标记的训练数据来训练模型。</w:t>
-      </w:r>
-      <w:r>
-        <w:rPr>
-          <w:rFonts w:hint="eastAsia"/>
-        </w:rPr>
-        <w:t xml:space="preserve"> </w:t>
-      </w:r>
-      <w:r>
-        <w:rPr>
-          <w:rFonts w:hint="eastAsia"/>
-        </w:rPr>
-        <w:t>主要分为：分类任务、回归任务、序列标注任务。</w:t>
-      </w:r>
-    </w:p>
-    <w:p>
-      <w:pPr>
-        <w:ind w:firstLine="420"/>
-      </w:pPr>
-      <w:r>
-        <w:rPr>
-          <w:rFonts w:hint="eastAsia"/>
-          <w:b/>
-        </w:rPr>
         <w:t>无监督学习任务</w:t>
       </w:r>
       <w:r>
         <w:rPr>
           <w:rFonts w:hint="eastAsia"/>
         </w:rPr>
-        <w:t>：从未标记的训练数据来训练模型。主要分为：聚类任务、降维任务。</w:t>
+        <w:t>：从未标记的训练数据来训练模型。主要分为：聚类任务、</w:t>
+      </w:r>
+      <w:proofErr w:type="gramStart"/>
+      <w:r>
+        <w:rPr>
+          <w:rFonts w:hint="eastAsia"/>
+        </w:rPr>
+        <w:t>降维任务</w:t>
+      </w:r>
+      <w:proofErr w:type="gramEnd"/>
+      <w:r>
+        <w:rPr>
+          <w:rFonts w:hint="eastAsia"/>
+        </w:rPr>
+        <w:t>。</w:t>
       </w:r>
     </w:p>
     <w:p>
@@ -1406,7 +1497,7 @@
           <w:noProof/>
         </w:rPr>
         <w:drawing>
-          <wp:anchor distT="0" distB="0" distL="114300" distR="114300" simplePos="0" relativeHeight="251679744" behindDoc="0" locked="0" layoutInCell="1" allowOverlap="1">
+          <wp:anchor distT="0" distB="0" distL="114300" distR="114300" simplePos="0" relativeHeight="251679744" behindDoc="0" locked="0" layoutInCell="1" allowOverlap="1" wp14:anchorId="1DD5902E" wp14:editId="2508EE08">
             <wp:simplePos x="0" y="0"/>
             <wp:positionH relativeFrom="margin">
               <wp:align>left</wp:align>
@@ -1557,7 +1648,32 @@
         <w:t>第二种是回归。在回归中，机器使用先前标注的数据来预测未来。比如天气应用。利用天气的相关历史数据（即平均温度，湿度和降水量），手机的天气应用可以查看当前天气，并对一定时间范围内的天气进行预测。</w:t>
       </w:r>
     </w:p>
-    <w:p/>
+    <w:p>
+      <w:pPr>
+        <w:pStyle w:val="3"/>
+        <w:rPr>
+          <w:rFonts w:hint="eastAsia"/>
+        </w:rPr>
+      </w:pPr>
+      <w:r>
+        <w:rPr>
+          <w:rFonts w:hint="eastAsia"/>
+        </w:rPr>
+        <w:lastRenderedPageBreak/>
+        <w:t>分类</w:t>
+      </w:r>
+    </w:p>
+    <w:p>
+      <w:pPr>
+        <w:pStyle w:val="3"/>
+      </w:pPr>
+      <w:r>
+        <w:rPr>
+          <w:rFonts w:hint="eastAsia"/>
+        </w:rPr>
+        <w:t>回归</w:t>
+      </w:r>
+    </w:p>
     <w:p>
       <w:pPr>
         <w:pStyle w:val="2"/>
@@ -1567,9 +1683,8 @@
           <w:rFonts w:hint="eastAsia"/>
           <w:noProof/>
         </w:rPr>
-        <w:lastRenderedPageBreak/>
         <w:drawing>
-          <wp:anchor distT="0" distB="0" distL="114300" distR="114300" simplePos="0" relativeHeight="251680768" behindDoc="0" locked="0" layoutInCell="1" allowOverlap="1">
+          <wp:anchor distT="0" distB="0" distL="114300" distR="114300" simplePos="0" relativeHeight="251680768" behindDoc="0" locked="0" layoutInCell="1" allowOverlap="1" wp14:anchorId="62A08105" wp14:editId="42828E09">
             <wp:simplePos x="0" y="0"/>
             <wp:positionH relativeFrom="margin">
               <wp:align>left</wp:align>
@@ -1640,7 +1755,21 @@
         <w:rPr>
           <w:rFonts w:hint="eastAsia"/>
         </w:rPr>
-        <w:t>。主要分为：聚类任务、降维任务。</w:t>
+        <w:t>。主要分为：聚类任务、</w:t>
+      </w:r>
+      <w:proofErr w:type="gramStart"/>
+      <w:r>
+        <w:rPr>
+          <w:rFonts w:hint="eastAsia"/>
+        </w:rPr>
+        <w:t>降维任务</w:t>
+      </w:r>
+      <w:proofErr w:type="gramEnd"/>
+      <w:r>
+        <w:rPr>
+          <w:rFonts w:hint="eastAsia"/>
+        </w:rPr>
+        <w:t>。</w:t>
       </w:r>
     </w:p>
     <w:p/>
@@ -1713,7 +1842,21 @@
         <w:rPr>
           <w:rFonts w:hint="eastAsia"/>
         </w:rPr>
-        <w:t>聚类用于根据属性和行为对象进行分组。这与分类不同，因为这些组不会提供给你。聚类将一个组划分为不同的子组（例如，根据年龄和婚姻状况），然后进行有针对性的营销。</w:t>
+        <w:t>聚类用于根据属性和行为对象进行分组。这与分类不同，因为这些</w:t>
+      </w:r>
+      <w:proofErr w:type="gramStart"/>
+      <w:r>
+        <w:rPr>
+          <w:rFonts w:hint="eastAsia"/>
+        </w:rPr>
+        <w:t>组不会</w:t>
+      </w:r>
+      <w:proofErr w:type="gramEnd"/>
+      <w:r>
+        <w:rPr>
+          <w:rFonts w:hint="eastAsia"/>
+        </w:rPr>
+        <w:t>提供给你。聚类将一个组划分为不同的子组（例如，根据年龄和婚姻状况），然后进行有针对性的营销。</w:t>
       </w:r>
     </w:p>
     <w:p>
@@ -1726,12 +1869,21 @@
         </w:rPr>
         <w:t>另一方面，</w:t>
       </w:r>
-      <w:r>
-        <w:rPr>
-          <w:rFonts w:hint="eastAsia"/>
-          <w:color w:val="FF0000"/>
-        </w:rPr>
-        <w:t>降维涉及通过查找共性来减少数据集的变</w:t>
+      <w:proofErr w:type="gramStart"/>
+      <w:r>
+        <w:rPr>
+          <w:rFonts w:hint="eastAsia"/>
+          <w:color w:val="FF0000"/>
+        </w:rPr>
+        <w:t>降维涉及</w:t>
+      </w:r>
+      <w:proofErr w:type="gramEnd"/>
+      <w:r>
+        <w:rPr>
+          <w:rFonts w:hint="eastAsia"/>
+          <w:color w:val="FF0000"/>
+        </w:rPr>
+        <w:t>通过查找共性来减少数据集的变</w:t>
       </w:r>
       <w:r>
         <w:rPr>
@@ -1744,7 +1896,43 @@
         <w:rPr>
           <w:rFonts w:hint="eastAsia"/>
         </w:rPr>
-        <w:t>。大多数数据可视化使用降维来识别趋势和规则。</w:t>
+        <w:t>。大多数数据可视化</w:t>
+      </w:r>
+      <w:proofErr w:type="gramStart"/>
+      <w:r>
+        <w:rPr>
+          <w:rFonts w:hint="eastAsia"/>
+        </w:rPr>
+        <w:t>使用降维来</w:t>
+      </w:r>
+      <w:proofErr w:type="gramEnd"/>
+      <w:r>
+        <w:rPr>
+          <w:rFonts w:hint="eastAsia"/>
+        </w:rPr>
+        <w:t>识别趋势和规则。</w:t>
+      </w:r>
+    </w:p>
+    <w:p>
+      <w:pPr>
+        <w:pStyle w:val="3"/>
+      </w:pPr>
+      <w:r>
+        <w:rPr>
+          <w:rFonts w:hint="eastAsia"/>
+        </w:rPr>
+        <w:t>聚类</w:t>
+      </w:r>
+    </w:p>
+    <w:p>
+      <w:pPr>
+        <w:pStyle w:val="3"/>
+      </w:pPr>
+      <w:r>
+        <w:rPr>
+          <w:rFonts w:hint="eastAsia"/>
+        </w:rPr>
+        <w:t>降维</w:t>
       </w:r>
     </w:p>
     <w:p>
@@ -2212,7 +2400,7 @@
           <w:noProof/>
         </w:rPr>
         <w:drawing>
-          <wp:anchor distT="0" distB="0" distL="114300" distR="114300" simplePos="0" relativeHeight="251678720" behindDoc="0" locked="0" layoutInCell="1" allowOverlap="1">
+          <wp:anchor distT="0" distB="0" distL="114300" distR="114300" simplePos="0" relativeHeight="251678720" behindDoc="0" locked="0" layoutInCell="1" allowOverlap="1" wp14:anchorId="258FB45B" wp14:editId="1506CCAC">
             <wp:simplePos x="0" y="0"/>
             <wp:positionH relativeFrom="margin">
               <wp:align>left</wp:align>
@@ -2433,24 +2621,28 @@
         </w:rPr>
         <w:t>，也称为</w:t>
       </w:r>
+      <w:proofErr w:type="spellStart"/>
       <w:r>
         <w:rPr>
           <w:rFonts w:hint="eastAsia"/>
         </w:rPr>
         <w:t>kNN</w:t>
       </w:r>
+      <w:proofErr w:type="spellEnd"/>
       <w:r>
         <w:rPr>
           <w:rFonts w:hint="eastAsia"/>
         </w:rPr>
         <w:t>。用于分类中，</w:t>
       </w:r>
+      <w:proofErr w:type="spellStart"/>
       <w:r>
         <w:rPr>
           <w:rFonts w:hint="eastAsia"/>
         </w:rPr>
         <w:t>kNN</w:t>
       </w:r>
+      <w:proofErr w:type="spellEnd"/>
       <w:r>
         <w:rPr>
           <w:rFonts w:hint="eastAsia"/>
@@ -2532,7 +2724,21 @@
         <w:rPr>
           <w:rFonts w:hint="eastAsia"/>
         </w:rPr>
-        <w:t>决策树算法聚集“弱”学习元素，让它们一起形成强大的算法，这些元素以树状结构组成。其中比较流行的决策树算法是随机森林算法。在该算法中，弱学习元素是随机选择的。在下面的例子中，我们可以发现许多共同的特征（比如眼睛为蓝色或非蓝色），这都无法对动物种类进行辨别。然而，当我们将所有这些观察结果结合在一起时，我们能够形成更完整的理解并进行更准确的预测。</w:t>
+        <w:t>决策树算法聚集“弱”学习元素，让它们一起形成强大的算法，这些元素以树状结构组成。其中比较流行的决策树算法是随机森林算法。在该算法中，</w:t>
+      </w:r>
+      <w:proofErr w:type="gramStart"/>
+      <w:r>
+        <w:rPr>
+          <w:rFonts w:hint="eastAsia"/>
+        </w:rPr>
+        <w:t>弱学习</w:t>
+      </w:r>
+      <w:proofErr w:type="gramEnd"/>
+      <w:r>
+        <w:rPr>
+          <w:rFonts w:hint="eastAsia"/>
+        </w:rPr>
+        <w:t>元素是随机选择的。在下面的例子中，我们可以发现许多共同的特征（比如眼睛为蓝色或非蓝色），这都无法对动物种类进行辨别。然而，当我们将所有这些观察结果结合在一起时，我们能够形成更完整的理解并进行更准确的预测。</w:t>
       </w:r>
     </w:p>
     <w:p/>
@@ -2616,6 +2822,7 @@
       <w:pPr>
         <w:pStyle w:val="2"/>
       </w:pPr>
+      <w:proofErr w:type="gramStart"/>
       <w:r>
         <w:rPr>
           <w:rFonts w:hint="eastAsia"/>
@@ -2623,17 +2830,27 @@
         <w:lastRenderedPageBreak/>
         <w:t>降维算法</w:t>
       </w:r>
+      <w:proofErr w:type="gramEnd"/>
     </w:p>
     <w:p>
       <w:r>
         <w:tab/>
       </w:r>
-      <w:r>
-        <w:rPr>
-          <w:rFonts w:hint="eastAsia"/>
-          <w:color w:val="FF0000"/>
-        </w:rPr>
-        <w:t>降维算法也是一种无监督学习算法</w:t>
+      <w:proofErr w:type="gramStart"/>
+      <w:r>
+        <w:rPr>
+          <w:rFonts w:hint="eastAsia"/>
+          <w:color w:val="FF0000"/>
+        </w:rPr>
+        <w:t>降维算法</w:t>
+      </w:r>
+      <w:proofErr w:type="gramEnd"/>
+      <w:r>
+        <w:rPr>
+          <w:rFonts w:hint="eastAsia"/>
+          <w:color w:val="FF0000"/>
+        </w:rPr>
+        <w:t>也是一种无监督学习算法</w:t>
       </w:r>
       <w:r>
         <w:rPr>
@@ -2687,7 +2904,21 @@
         <w:rPr>
           <w:rFonts w:hint="eastAsia"/>
         </w:rPr>
-        <w:t>宽。通过降维算法我们就可以去除冗余信息，将特征减少为面积与房间数量两个特征，即从</w:t>
+        <w:t>宽。</w:t>
+      </w:r>
+      <w:proofErr w:type="gramStart"/>
+      <w:r>
+        <w:rPr>
+          <w:rFonts w:hint="eastAsia"/>
+        </w:rPr>
+        <w:t>通过降维算法</w:t>
+      </w:r>
+      <w:proofErr w:type="gramEnd"/>
+      <w:r>
+        <w:rPr>
+          <w:rFonts w:hint="eastAsia"/>
+        </w:rPr>
+        <w:t>我们就可以去除冗余信息，将特征减少为面积与房间数量两个特征，即从</w:t>
       </w:r>
       <w:r>
         <w:rPr>
@@ -2720,7 +2951,35 @@
         <w:rPr>
           <w:rFonts w:hint="eastAsia"/>
         </w:rPr>
-        <w:t xml:space="preserve">　　刚才说的降维过程中减少的维度属于肉眼可视的层次，同时压缩也不会带来信息的损失</w:t>
+        <w:t xml:space="preserve">　　刚才说的</w:t>
+      </w:r>
+      <w:proofErr w:type="gramStart"/>
+      <w:r>
+        <w:rPr>
+          <w:rFonts w:hint="eastAsia"/>
+        </w:rPr>
+        <w:t>降维过程</w:t>
+      </w:r>
+      <w:proofErr w:type="gramEnd"/>
+      <w:r>
+        <w:rPr>
+          <w:rFonts w:hint="eastAsia"/>
+        </w:rPr>
+        <w:t>中减少的维</w:t>
+      </w:r>
+      <w:proofErr w:type="gramStart"/>
+      <w:r>
+        <w:rPr>
+          <w:rFonts w:hint="eastAsia"/>
+        </w:rPr>
+        <w:t>度属于</w:t>
+      </w:r>
+      <w:proofErr w:type="gramEnd"/>
+      <w:r>
+        <w:rPr>
+          <w:rFonts w:hint="eastAsia"/>
+        </w:rPr>
+        <w:t>肉眼可视的层次，同时压缩也不会带来信息的损失</w:t>
       </w:r>
       <w:r>
         <w:rPr>
@@ -2744,7 +3003,63 @@
         <w:rPr>
           <w:rFonts w:hint="eastAsia"/>
         </w:rPr>
-        <w:t>。如果肉眼不可视，或者没有冗余的特征，降维算法也能工作，不过这样会带来一些信息的损失。但是，降维算法可以从数学上证明，从高维压缩到的低维中最大程度地保留了数据的信息。因此，使用降维算法仍然有很多的好处。</w:t>
+        <w:t>。如果肉眼</w:t>
+      </w:r>
+      <w:proofErr w:type="gramStart"/>
+      <w:r>
+        <w:rPr>
+          <w:rFonts w:hint="eastAsia"/>
+        </w:rPr>
+        <w:t>不</w:t>
+      </w:r>
+      <w:proofErr w:type="gramEnd"/>
+      <w:r>
+        <w:rPr>
+          <w:rFonts w:hint="eastAsia"/>
+        </w:rPr>
+        <w:t>可视，或者没有冗余的特征，</w:t>
+      </w:r>
+      <w:proofErr w:type="gramStart"/>
+      <w:r>
+        <w:rPr>
+          <w:rFonts w:hint="eastAsia"/>
+        </w:rPr>
+        <w:t>降维算法</w:t>
+      </w:r>
+      <w:proofErr w:type="gramEnd"/>
+      <w:r>
+        <w:rPr>
+          <w:rFonts w:hint="eastAsia"/>
+        </w:rPr>
+        <w:t>也能工作，不过这样会带来一些信息的损失。但是，</w:t>
+      </w:r>
+      <w:proofErr w:type="gramStart"/>
+      <w:r>
+        <w:rPr>
+          <w:rFonts w:hint="eastAsia"/>
+        </w:rPr>
+        <w:t>降维算法</w:t>
+      </w:r>
+      <w:proofErr w:type="gramEnd"/>
+      <w:r>
+        <w:rPr>
+          <w:rFonts w:hint="eastAsia"/>
+        </w:rPr>
+        <w:t>可以从数学上证明，从高维压缩到的低维中最大程度地保留了数据的信息。因此，</w:t>
+      </w:r>
+      <w:proofErr w:type="gramStart"/>
+      <w:r>
+        <w:rPr>
+          <w:rFonts w:hint="eastAsia"/>
+        </w:rPr>
+        <w:t>使用降维算法</w:t>
+      </w:r>
+      <w:proofErr w:type="gramEnd"/>
+      <w:r>
+        <w:rPr>
+          <w:rFonts w:hint="eastAsia"/>
+        </w:rPr>
+        <w:t>仍然有很多的好处。</w:t>
       </w:r>
     </w:p>
     <w:p/>
@@ -2753,7 +3068,49 @@
         <w:rPr>
           <w:rFonts w:hint="eastAsia"/>
         </w:rPr>
-        <w:t xml:space="preserve">　　降维算法的主要作用是压缩数据与提升机器学习其他算法的效率。通过降维算法，可以将具有几千个特征的数据压缩至若干个特征。另外，降维算法的另一个好处是数据的可视化，例如将</w:t>
+        <w:t xml:space="preserve">　　</w:t>
+      </w:r>
+      <w:proofErr w:type="gramStart"/>
+      <w:r>
+        <w:rPr>
+          <w:rFonts w:hint="eastAsia"/>
+        </w:rPr>
+        <w:t>降维算法</w:t>
+      </w:r>
+      <w:proofErr w:type="gramEnd"/>
+      <w:r>
+        <w:rPr>
+          <w:rFonts w:hint="eastAsia"/>
+        </w:rPr>
+        <w:t>的主要作用是压缩数据与提升机器学习其他算法的效率。</w:t>
+      </w:r>
+      <w:proofErr w:type="gramStart"/>
+      <w:r>
+        <w:rPr>
+          <w:rFonts w:hint="eastAsia"/>
+        </w:rPr>
+        <w:t>通过降维算法</w:t>
+      </w:r>
+      <w:proofErr w:type="gramEnd"/>
+      <w:r>
+        <w:rPr>
+          <w:rFonts w:hint="eastAsia"/>
+        </w:rPr>
+        <w:t>，可以将具有几千个特征的数据压缩至若干个特征。另外，</w:t>
+      </w:r>
+      <w:proofErr w:type="gramStart"/>
+      <w:r>
+        <w:rPr>
+          <w:rFonts w:hint="eastAsia"/>
+        </w:rPr>
+        <w:t>降维算法</w:t>
+      </w:r>
+      <w:proofErr w:type="gramEnd"/>
+      <w:r>
+        <w:rPr>
+          <w:rFonts w:hint="eastAsia"/>
+        </w:rPr>
+        <w:t>的另一个好处是数据的可视化，例如将</w:t>
       </w:r>
       <w:r>
         <w:rPr>
@@ -2777,7 +3134,21 @@
         <w:rPr>
           <w:rFonts w:hint="eastAsia"/>
         </w:rPr>
-        <w:t>维，然后可以用二维平面来可视。降维算法的主要代表是</w:t>
+        <w:t>维，然后可以用二维平面来可视。</w:t>
+      </w:r>
+      <w:proofErr w:type="gramStart"/>
+      <w:r>
+        <w:rPr>
+          <w:rFonts w:hint="eastAsia"/>
+        </w:rPr>
+        <w:t>降维算法</w:t>
+      </w:r>
+      <w:proofErr w:type="gramEnd"/>
+      <w:r>
+        <w:rPr>
+          <w:rFonts w:hint="eastAsia"/>
+        </w:rPr>
+        <w:t>的主要代表是</w:t>
       </w:r>
       <w:r>
         <w:rPr>
@@ -3050,12 +3421,14 @@
         </w:rPr>
         <w:t>和</w:t>
       </w:r>
+      <w:proofErr w:type="spellStart"/>
       <w:r>
         <w:rPr>
           <w:rFonts w:hint="eastAsia"/>
         </w:rPr>
         <w:t>XGBoost</w:t>
       </w:r>
+      <w:proofErr w:type="spellEnd"/>
     </w:p>
     <w:p>
       <w:pPr>
@@ -3157,12 +3530,14 @@
       <w:pPr>
         <w:ind w:leftChars="200" w:left="480"/>
       </w:pPr>
+      <w:proofErr w:type="spellStart"/>
       <w:r>
         <w:rPr>
           <w:rFonts w:hint="eastAsia"/>
         </w:rPr>
         <w:t>numpy</w:t>
       </w:r>
+      <w:proofErr w:type="spellEnd"/>
       <w:r>
         <w:rPr>
           <w:rFonts w:hint="eastAsia"/>
@@ -3174,12 +3549,14 @@
       <w:pPr>
         <w:ind w:leftChars="200" w:left="480"/>
       </w:pPr>
+      <w:proofErr w:type="spellStart"/>
       <w:r>
         <w:rPr>
           <w:rFonts w:hint="eastAsia"/>
         </w:rPr>
         <w:t>scipy</w:t>
       </w:r>
+      <w:proofErr w:type="spellEnd"/>
       <w:r>
         <w:rPr>
           <w:rFonts w:hint="eastAsia"/>
@@ -3242,29 +3619,41 @@
       <w:pPr>
         <w:ind w:leftChars="200" w:left="480"/>
       </w:pPr>
+      <w:proofErr w:type="spellStart"/>
       <w:r>
         <w:rPr>
           <w:rFonts w:hint="eastAsia"/>
         </w:rPr>
         <w:t>tensorflow</w:t>
       </w:r>
-      <w:r>
-        <w:rPr>
-          <w:rFonts w:hint="eastAsia"/>
-        </w:rPr>
-        <w:t>谷歌开源出来的深度学习的框架</w:t>
+      <w:proofErr w:type="spellEnd"/>
+      <w:proofErr w:type="gramStart"/>
+      <w:r>
+        <w:rPr>
+          <w:rFonts w:hint="eastAsia"/>
+        </w:rPr>
+        <w:t>谷歌开源</w:t>
+      </w:r>
+      <w:proofErr w:type="gramEnd"/>
+      <w:r>
+        <w:rPr>
+          <w:rFonts w:hint="eastAsia"/>
+        </w:rPr>
+        <w:t>出来的深度学习的框架</w:t>
       </w:r>
     </w:p>
     <w:p>
       <w:pPr>
         <w:ind w:leftChars="200" w:left="480"/>
       </w:pPr>
+      <w:proofErr w:type="spellStart"/>
       <w:r>
         <w:rPr>
           <w:rFonts w:hint="eastAsia"/>
         </w:rPr>
         <w:t>keras</w:t>
       </w:r>
+      <w:proofErr w:type="spellEnd"/>
       <w:r>
         <w:rPr>
           <w:rFonts w:hint="eastAsia"/>
@@ -3418,7 +3807,21 @@
         <w:rPr>
           <w:rFonts w:hint="eastAsia"/>
         </w:rPr>
-        <w:t>在过去几年，聊天机器人的数量激增，复杂的语言处理算法在不断改进。公司在自己的移动应用和第三方应用上使用聊天机器人，从而提供比更快、更高效的客户服务。例如，如果要从</w:t>
+        <w:t>在过去几年，聊天机器人的数量激增，复杂的语言处理算法在不断改进。公司在自己的移动应用和第三</w:t>
+      </w:r>
+      <w:proofErr w:type="gramStart"/>
+      <w:r>
+        <w:rPr>
+          <w:rFonts w:hint="eastAsia"/>
+        </w:rPr>
+        <w:t>方应用</w:t>
+      </w:r>
+      <w:proofErr w:type="gramEnd"/>
+      <w:r>
+        <w:rPr>
+          <w:rFonts w:hint="eastAsia"/>
+        </w:rPr>
+        <w:t>上使用聊天机器人，从而提供比更快、更高效的客户服务。例如，如果要从</w:t>
       </w:r>
       <w:r>
         <w:rPr>
@@ -3471,7 +3874,21 @@
         <w:rPr>
           <w:rFonts w:hint="eastAsia"/>
         </w:rPr>
-        <w:t>如今，雪佛兰、优步和特斯拉等几家大公司正在开发自动驾驶汽车。这些汽车使用通过机器学习进行导航、维护和安全程序。比如交通标志传感器，它使用监督学习算法来识别交通标志，并与标注数据集进行比较。因此，汽车看到停车标志时，系统将进行确认并停车。</w:t>
+        <w:t>如今，雪佛兰、</w:t>
+      </w:r>
+      <w:proofErr w:type="gramStart"/>
+      <w:r>
+        <w:rPr>
+          <w:rFonts w:hint="eastAsia"/>
+        </w:rPr>
+        <w:t>优步和</w:t>
+      </w:r>
+      <w:proofErr w:type="gramEnd"/>
+      <w:r>
+        <w:rPr>
+          <w:rFonts w:hint="eastAsia"/>
+        </w:rPr>
+        <w:t>特斯拉等几家大公司正在开发自动驾驶汽车。这些汽车使用通过机器学习进行导航、维护和安全程序。比如交通标志传感器，它使用监督学习算法来识别交通标志，并与标注数据集进行比较。因此，汽车看到停车标志时，系统将进行确认并停车。</w:t>
       </w:r>
     </w:p>
     <w:p/>
@@ -3488,7 +3905,7 @@
 </file>
 
 <file path=word/endnotes.xml><?xml version="1.0" encoding="utf-8"?>
-<w:endnotes xmlns:wpc="http://schemas.microsoft.com/office/word/2010/wordprocessingCanvas" xmlns:cx="http://schemas.microsoft.com/office/drawing/2014/chartex" xmlns:cx1="http://schemas.microsoft.com/office/drawing/2015/9/8/chartex" xmlns:mc="http://schemas.openxmlformats.org/markup-compatibility/2006" xmlns:o="urn:schemas-microsoft-com:office:office" xmlns:r="http://schemas.openxmlformats.org/officeDocument/2006/relationships" xmlns:m="http://schemas.openxmlformats.org/officeDocument/2006/math" xmlns:v="urn:schemas-microsoft-com:vml" xmlns:wp14="http://schemas.microsoft.com/office/word/2010/wordprocessingDrawing" xmlns:wp="http://schemas.openxmlformats.org/drawingml/2006/wordprocessingDrawing" xmlns:w10="urn:schemas-microsoft-com:office:word" xmlns:w="http://schemas.openxmlformats.org/wordprocessingml/2006/main" xmlns:w14="http://schemas.microsoft.com/office/word/2010/wordml" xmlns:w15="http://schemas.microsoft.com/office/word/2012/wordml" xmlns:w16se="http://schemas.microsoft.com/office/word/2015/wordml/symex" xmlns:wpg="http://schemas.microsoft.com/office/word/2010/wordprocessingGroup" xmlns:wpi="http://schemas.microsoft.com/office/word/2010/wordprocessingInk" xmlns:wne="http://schemas.microsoft.com/office/word/2006/wordml" xmlns:wps="http://schemas.microsoft.com/office/word/2010/wordprocessingShape" mc:Ignorable="w14 w15 w16se wp14">
+<w:endnotes xmlns:wpc="http://schemas.microsoft.com/office/word/2010/wordprocessingCanvas" xmlns:cx="http://schemas.microsoft.com/office/drawing/2014/chartex" xmlns:cx1="http://schemas.microsoft.com/office/drawing/2015/9/8/chartex" xmlns:cx2="http://schemas.microsoft.com/office/drawing/2015/10/21/chartex" xmlns:cx3="http://schemas.microsoft.com/office/drawing/2016/5/9/chartex" xmlns:cx4="http://schemas.microsoft.com/office/drawing/2016/5/10/chartex" xmlns:cx5="http://schemas.microsoft.com/office/drawing/2016/5/11/chartex" xmlns:cx6="http://schemas.microsoft.com/office/drawing/2016/5/12/chartex" xmlns:cx7="http://schemas.microsoft.com/office/drawing/2016/5/13/chartex" xmlns:cx8="http://schemas.microsoft.com/office/drawing/2016/5/14/chartex" xmlns:mc="http://schemas.openxmlformats.org/markup-compatibility/2006" xmlns:aink="http://schemas.microsoft.com/office/drawing/2016/ink" xmlns:am3d="http://schemas.microsoft.com/office/drawing/2017/model3d" xmlns:o="urn:schemas-microsoft-com:office:office" xmlns:oel="http://schemas.microsoft.com/office/2019/extlst" xmlns:r="http://schemas.openxmlformats.org/officeDocument/2006/relationships" xmlns:m="http://schemas.openxmlformats.org/officeDocument/2006/math" xmlns:v="urn:schemas-microsoft-com:vml" xmlns:wp14="http://schemas.microsoft.com/office/word/2010/wordprocessingDrawing" xmlns:wp="http://schemas.openxmlformats.org/drawingml/2006/wordprocessingDrawing" xmlns:w10="urn:schemas-microsoft-com:office:word" xmlns:w="http://schemas.openxmlformats.org/wordprocessingml/2006/main" xmlns:w14="http://schemas.microsoft.com/office/word/2010/wordml" xmlns:w15="http://schemas.microsoft.com/office/word/2012/wordml" xmlns:w16cex="http://schemas.microsoft.com/office/word/2018/wordml/cex" xmlns:w16cid="http://schemas.microsoft.com/office/word/2016/wordml/cid" xmlns:w16="http://schemas.microsoft.com/office/word/2018/wordml" xmlns:w16du="http://schemas.microsoft.com/office/word/2023/wordml/word16du" xmlns:w16sdtdh="http://schemas.microsoft.com/office/word/2020/wordml/sdtdatahash" xmlns:w16sdtfl="http://schemas.microsoft.com/office/word/2024/wordml/sdtformatlock" xmlns:w16se="http://schemas.microsoft.com/office/word/2015/wordml/symex" xmlns:wpg="http://schemas.microsoft.com/office/word/2010/wordprocessingGroup" xmlns:wpi="http://schemas.microsoft.com/office/word/2010/wordprocessingInk" xmlns:wne="http://schemas.microsoft.com/office/word/2006/wordml" xmlns:wps="http://schemas.microsoft.com/office/word/2010/wordprocessingShape" mc:Ignorable="w14 w15 w16se w16cid w16 w16cex w16sdtdh w16sdtfl w16du wp14">
   <w:endnote w:type="separator" w:id="-1">
     <w:p>
       <w:pPr>
@@ -3513,7 +3930,7 @@
 </file>
 
 <file path=word/footnotes.xml><?xml version="1.0" encoding="utf-8"?>
-<w:footnotes xmlns:wpc="http://schemas.microsoft.com/office/word/2010/wordprocessingCanvas" xmlns:cx="http://schemas.microsoft.com/office/drawing/2014/chartex" xmlns:cx1="http://schemas.microsoft.com/office/drawing/2015/9/8/chartex" xmlns:mc="http://schemas.openxmlformats.org/markup-compatibility/2006" xmlns:o="urn:schemas-microsoft-com:office:office" xmlns:r="http://schemas.openxmlformats.org/officeDocument/2006/relationships" xmlns:m="http://schemas.openxmlformats.org/officeDocument/2006/math" xmlns:v="urn:schemas-microsoft-com:vml" xmlns:wp14="http://schemas.microsoft.com/office/word/2010/wordprocessingDrawing" xmlns:wp="http://schemas.openxmlformats.org/drawingml/2006/wordprocessingDrawing" xmlns:w10="urn:schemas-microsoft-com:office:word" xmlns:w="http://schemas.openxmlformats.org/wordprocessingml/2006/main" xmlns:w14="http://schemas.microsoft.com/office/word/2010/wordml" xmlns:w15="http://schemas.microsoft.com/office/word/2012/wordml" xmlns:w16se="http://schemas.microsoft.com/office/word/2015/wordml/symex" xmlns:wpg="http://schemas.microsoft.com/office/word/2010/wordprocessingGroup" xmlns:wpi="http://schemas.microsoft.com/office/word/2010/wordprocessingInk" xmlns:wne="http://schemas.microsoft.com/office/word/2006/wordml" xmlns:wps="http://schemas.microsoft.com/office/word/2010/wordprocessingShape" mc:Ignorable="w14 w15 w16se wp14">
+<w:footnotes xmlns:wpc="http://schemas.microsoft.com/office/word/2010/wordprocessingCanvas" xmlns:cx="http://schemas.microsoft.com/office/drawing/2014/chartex" xmlns:cx1="http://schemas.microsoft.com/office/drawing/2015/9/8/chartex" xmlns:cx2="http://schemas.microsoft.com/office/drawing/2015/10/21/chartex" xmlns:cx3="http://schemas.microsoft.com/office/drawing/2016/5/9/chartex" xmlns:cx4="http://schemas.microsoft.com/office/drawing/2016/5/10/chartex" xmlns:cx5="http://schemas.microsoft.com/office/drawing/2016/5/11/chartex" xmlns:cx6="http://schemas.microsoft.com/office/drawing/2016/5/12/chartex" xmlns:cx7="http://schemas.microsoft.com/office/drawing/2016/5/13/chartex" xmlns:cx8="http://schemas.microsoft.com/office/drawing/2016/5/14/chartex" xmlns:mc="http://schemas.openxmlformats.org/markup-compatibility/2006" xmlns:aink="http://schemas.microsoft.com/office/drawing/2016/ink" xmlns:am3d="http://schemas.microsoft.com/office/drawing/2017/model3d" xmlns:o="urn:schemas-microsoft-com:office:office" xmlns:oel="http://schemas.microsoft.com/office/2019/extlst" xmlns:r="http://schemas.openxmlformats.org/officeDocument/2006/relationships" xmlns:m="http://schemas.openxmlformats.org/officeDocument/2006/math" xmlns:v="urn:schemas-microsoft-com:vml" xmlns:wp14="http://schemas.microsoft.com/office/word/2010/wordprocessingDrawing" xmlns:wp="http://schemas.openxmlformats.org/drawingml/2006/wordprocessingDrawing" xmlns:w10="urn:schemas-microsoft-com:office:word" xmlns:w="http://schemas.openxmlformats.org/wordprocessingml/2006/main" xmlns:w14="http://schemas.microsoft.com/office/word/2010/wordml" xmlns:w15="http://schemas.microsoft.com/office/word/2012/wordml" xmlns:w16cex="http://schemas.microsoft.com/office/word/2018/wordml/cex" xmlns:w16cid="http://schemas.microsoft.com/office/word/2016/wordml/cid" xmlns:w16="http://schemas.microsoft.com/office/word/2018/wordml" xmlns:w16du="http://schemas.microsoft.com/office/word/2023/wordml/word16du" xmlns:w16sdtdh="http://schemas.microsoft.com/office/word/2020/wordml/sdtdatahash" xmlns:w16sdtfl="http://schemas.microsoft.com/office/word/2024/wordml/sdtformatlock" xmlns:w16se="http://schemas.microsoft.com/office/word/2015/wordml/symex" xmlns:wpg="http://schemas.microsoft.com/office/word/2010/wordprocessingGroup" xmlns:wpi="http://schemas.microsoft.com/office/word/2010/wordprocessingInk" xmlns:wne="http://schemas.microsoft.com/office/word/2006/wordml" xmlns:wps="http://schemas.microsoft.com/office/word/2010/wordprocessingShape" mc:Ignorable="w14 w15 w16se w16cid w16 w16cex w16sdtdh w16sdtfl w16du wp14">
   <w:footnote w:type="separator" w:id="-1">
     <w:p>
       <w:pPr>
@@ -3538,7 +3955,7 @@
 </file>
 
 <file path=word/styles.xml><?xml version="1.0" encoding="utf-8"?>
-<w:styles xmlns:mc="http://schemas.openxmlformats.org/markup-compatibility/2006" xmlns:r="http://schemas.openxmlformats.org/officeDocument/2006/relationships" xmlns:w="http://schemas.openxmlformats.org/wordprocessingml/2006/main" xmlns:w14="http://schemas.microsoft.com/office/word/2010/wordml" xmlns:w15="http://schemas.microsoft.com/office/word/2012/wordml" xmlns:w16se="http://schemas.microsoft.com/office/word/2015/wordml/symex" mc:Ignorable="w14 w15 w16se">
+<w:styles xmlns:mc="http://schemas.openxmlformats.org/markup-compatibility/2006" xmlns:r="http://schemas.openxmlformats.org/officeDocument/2006/relationships" xmlns:w="http://schemas.openxmlformats.org/wordprocessingml/2006/main" xmlns:w14="http://schemas.microsoft.com/office/word/2010/wordml" xmlns:w15="http://schemas.microsoft.com/office/word/2012/wordml" xmlns:w16cex="http://schemas.microsoft.com/office/word/2018/wordml/cex" xmlns:w16cid="http://schemas.microsoft.com/office/word/2016/wordml/cid" xmlns:w16="http://schemas.microsoft.com/office/word/2018/wordml" xmlns:w16du="http://schemas.microsoft.com/office/word/2023/wordml/word16du" xmlns:w16sdtdh="http://schemas.microsoft.com/office/word/2020/wordml/sdtdatahash" xmlns:w16sdtfl="http://schemas.microsoft.com/office/word/2024/wordml/sdtformatlock" xmlns:w16se="http://schemas.microsoft.com/office/word/2015/wordml/symex" mc:Ignorable="w14 w15 w16se w16cid w16 w16cex w16sdtdh w16sdtfl w16du">
   <w:docDefaults>
     <w:rPrDefault>
       <w:rPr>
@@ -3551,7 +3968,7 @@
     </w:rPrDefault>
     <w:pPrDefault/>
   </w:docDefaults>
-  <w:latentStyles w:defLockedState="0" w:defUIPriority="99" w:defSemiHidden="0" w:defUnhideWhenUsed="0" w:defQFormat="0" w:count="371">
+  <w:latentStyles w:defLockedState="0" w:defUIPriority="99" w:defSemiHidden="0" w:defUnhideWhenUsed="0" w:defQFormat="0" w:count="376">
     <w:lsdException w:name="Normal" w:uiPriority="0" w:qFormat="1"/>
     <w:lsdException w:name="heading 1" w:uiPriority="9" w:qFormat="1"/>
     <w:lsdException w:name="heading 2" w:semiHidden="1" w:uiPriority="0" w:unhideWhenUsed="1" w:qFormat="1"/>
@@ -3923,6 +4340,11 @@
     <w:lsdException w:name="List Table 5 Dark Accent 6" w:uiPriority="50"/>
     <w:lsdException w:name="List Table 6 Colorful Accent 6" w:uiPriority="51"/>
     <w:lsdException w:name="List Table 7 Colorful Accent 6" w:uiPriority="52"/>
+    <w:lsdException w:name="Mention" w:semiHidden="1" w:unhideWhenUsed="1"/>
+    <w:lsdException w:name="Smart Hyperlink" w:semiHidden="1" w:unhideWhenUsed="1"/>
+    <w:lsdException w:name="Hashtag" w:semiHidden="1" w:unhideWhenUsed="1"/>
+    <w:lsdException w:name="Unresolved Mention" w:semiHidden="1" w:unhideWhenUsed="1"/>
+    <w:lsdException w:name="Smart Link" w:semiHidden="1" w:unhideWhenUsed="1"/>
   </w:latentStyles>
   <w:style w:type="paragraph" w:default="1" w:styleId="a">
     <w:name w:val="Normal"/>
@@ -4004,7 +4426,7 @@
     <w:uiPriority w:val="9"/>
     <w:unhideWhenUsed/>
     <w:qFormat/>
-    <w:rsid w:val="00F70929"/>
+    <w:rsid w:val="00DC23D3"/>
     <w:pPr>
       <w:keepNext/>
       <w:keepLines/>
@@ -4025,17 +4447,15 @@
     <w:uiPriority w:val="9"/>
     <w:unhideWhenUsed/>
     <w:qFormat/>
-    <w:rsid w:val="00613CE9"/>
+    <w:rsid w:val="00DC23D3"/>
     <w:pPr>
       <w:keepNext/>
       <w:keepLines/>
       <w:outlineLvl w:val="4"/>
     </w:pPr>
     <w:rPr>
-      <w:rFonts w:eastAsia="华文宋体"/>
       <w:b/>
       <w:bCs/>
-      <w:sz w:val="28"/>
       <w:szCs w:val="28"/>
     </w:rPr>
   </w:style>
@@ -4168,7 +4588,7 @@
     <w:basedOn w:val="a0"/>
     <w:link w:val="4"/>
     <w:uiPriority w:val="9"/>
-    <w:rsid w:val="00F70929"/>
+    <w:rsid w:val="00DC23D3"/>
     <w:rPr>
       <w:rFonts w:ascii="Times New Roman" w:eastAsia="仿宋" w:hAnsi="Times New Roman" w:cstheme="majorBidi"/>
       <w:b/>
@@ -4182,12 +4602,12 @@
     <w:basedOn w:val="a0"/>
     <w:link w:val="5"/>
     <w:uiPriority w:val="9"/>
-    <w:rsid w:val="00613CE9"/>
+    <w:rsid w:val="00DC23D3"/>
     <w:rPr>
-      <w:rFonts w:ascii="Times New Roman" w:eastAsia="华文宋体" w:hAnsi="Times New Roman"/>
+      <w:rFonts w:ascii="Times New Roman" w:eastAsia="仿宋" w:hAnsi="Times New Roman"/>
       <w:b/>
       <w:bCs/>
-      <w:sz w:val="28"/>
+      <w:sz w:val="24"/>
       <w:szCs w:val="28"/>
     </w:rPr>
   </w:style>
